--- a/zht/docx/001.content.docx
+++ b/zht/docx/001.content.docx
@@ -150,26 +150,6 @@
           <w:lang w:val="zh_TW" w:bidi="zh_TW"/>
         </w:rPr>
         <w:t>「</w:t>
-      </w:r>
-      <w:r>
-        <w:rPr>
-          <w:lang w:val="zh_TW" w:bidi="zh_TW"/>
-        </w:rPr>
-      </w:r>
-    </w:p>
-    <w:p>
-      <w:pPr/>
-      <w:r>
-        <w:rPr>
-          <w:lang w:val="zh_TW" w:bidi="zh_TW"/>
-        </w:rPr>
-      </w:r>
-      <w:r>
-        <w:rPr>
-          <w:i/>
-          <w:lang w:val="zh_TW" w:bidi="zh_TW"/>
-        </w:rPr>
-        <w:t>「祂必再來」</w:t>
       </w:r>
       <w:r>
         <w:rPr>

--- a/zht/docx/001.content.docx
+++ b/zht/docx/001.content.docx
@@ -19,7 +19,7 @@
         <w:rPr>
           <w:lang w:val="zh_TW" w:bidi="zh_TW"/>
         </w:rPr>
-        <w:t>Resource: Study Notes - Themes (Tyndale)</w:t>
+        <w:t>Resource: Tyndale Open Study Notes</w:t>
       </w:r>
       <w:r>
         <w:rPr>
@@ -112,7 +112,7 @@
         <w:rPr>
           <w:lang w:val="zh_TW" w:bidi="zh_TW"/>
         </w:rPr>
-        <w:t>Study Notes - Themes (Tyndale)</w:t>
+        <w:t>Tyndale Open Study Notes</w:t>
       </w:r>
     </w:p>
     <w:p>

--- a/zht/docx/001.content.docx
+++ b/zht/docx/001.content.docx
@@ -149,7 +149,7 @@
         <w:rPr>
           <w:lang w:val="zh_TW" w:bidi="zh_TW"/>
         </w:rPr>
-        <w:t>「</w:t>
+        <w:t>ai</w:t>
       </w:r>
       <w:r>
         <w:rPr>
@@ -212,7 +212,7 @@
         <w:rPr>
           <w:lang w:val="zh_TW" w:bidi="zh_TW"/>
         </w:rPr>
-        <w:t>「祂必再來」</w:t>
+        <w:t>愛人</w:t>
       </w:r>
       <w:r>
         <w:rPr>
@@ -231,7 +231,7 @@
         <w:rPr>
           <w:lang w:val="zh_TW" w:bidi="zh_TW"/>
         </w:rPr>
-        <w:t>耶穌應許跟隨祂的人，祂將再來接他們，永遠與祂同在（</w:t>
+        <w:t>耶穌說，愛鄰舍是舊約中第二重要的誡命（</w:t>
       </w:r>
       <w:hyperlink r:id="rId13">
         <w:r>
@@ -242,14 +242,14 @@
             <w:color w:val="0000EE"/>
             <w:u w:val="single"/>
           </w:rPr>
-          <w:t>約14:1–3</w:t>
+          <w:t>可12:31</w:t>
         </w:r>
       </w:hyperlink>
       <w:r>
         <w:rPr>
           <w:lang w:val="zh_TW" w:bidi="zh_TW"/>
         </w:rPr>
-        <w:t>）。耶穌升天之後，使徒們得著一個信息，說祂將來還要再來（</w:t>
+        <w:t>），整部舊約律法的總綱就是愛（</w:t>
       </w:r>
       <w:hyperlink r:id="rId14">
         <w:r>
@@ -260,14 +260,14 @@
             <w:color w:val="0000EE"/>
             <w:u w:val="single"/>
           </w:rPr>
-          <w:t>徒1:9–11</w:t>
+          <w:t>太22:40，</w:t>
         </w:r>
       </w:hyperlink>
       <w:r>
         <w:rPr>
           <w:lang w:val="zh_TW" w:bidi="zh_TW"/>
         </w:rPr>
-        <w:t>）。在啟示錄所描述的異象中，約翰也聽見耶穌應許要再次回來（</w:t>
+        <w:t>參</w:t>
       </w:r>
       <w:hyperlink r:id="rId15">
         <w:r>
@@ -278,29 +278,9 @@
             <w:color w:val="0000EE"/>
             <w:u w:val="single"/>
           </w:rPr>
-          <w:t>啟22:6–20</w:t>
+          <w:t>7:12，</w:t>
         </w:r>
       </w:hyperlink>
-      <w:r>
-        <w:rPr>
-          <w:lang w:val="zh_TW" w:bidi="zh_TW"/>
-        </w:rPr>
-        <w:t>）。</w:t>
-      </w:r>
-    </w:p>
-    <w:p>
-      <w:pPr/>
-      <w:r>
-        <w:rPr>
-          <w:lang w:val="zh_TW" w:bidi="zh_TW"/>
-        </w:rPr>
-      </w:r>
-      <w:r>
-        <w:rPr>
-          <w:lang w:val="zh_TW" w:bidi="zh_TW"/>
-        </w:rPr>
-        <w:t>萬事終結的那一天，也就是「主的日子」（</w:t>
-      </w:r>
       <w:hyperlink r:id="rId16">
         <w:r>
           <w:rPr>
@@ -310,15 +290,9 @@
             <w:color w:val="0000EE"/>
             <w:u w:val="single"/>
           </w:rPr>
-          <w:t>帖後2:2</w:t>
+          <w:t>9:9–13，</w:t>
         </w:r>
       </w:hyperlink>
-      <w:r>
-        <w:rPr>
-          <w:lang w:val="zh_TW" w:bidi="zh_TW"/>
-        </w:rPr>
-        <w:t>），將會突然臨到，「好像夜間的賊一樣」（</w:t>
-      </w:r>
       <w:hyperlink r:id="rId17">
         <w:r>
           <w:rPr>
@@ -328,14 +302,14 @@
             <w:color w:val="0000EE"/>
             <w:u w:val="single"/>
           </w:rPr>
-          <w:t>帖前5:2</w:t>
+          <w:t>12:1–13</w:t>
         </w:r>
       </w:hyperlink>
       <w:r>
         <w:rPr>
           <w:lang w:val="zh_TW" w:bidi="zh_TW"/>
         </w:rPr>
-        <w:t>）。耶穌說，「惟獨父」知道那日子和那時辰（</w:t>
+        <w:t>；見</w:t>
       </w:r>
       <w:hyperlink r:id="rId18">
         <w:r>
@@ -346,14 +320,14 @@
             <w:color w:val="0000EE"/>
             <w:u w:val="single"/>
           </w:rPr>
-          <w:t>太24:36</w:t>
+          <w:t>羅13:8–10</w:t>
         </w:r>
       </w:hyperlink>
       <w:r>
         <w:rPr>
           <w:lang w:val="zh_TW" w:bidi="zh_TW"/>
         </w:rPr>
-        <w:t>；</w:t>
+        <w:t>）。耶穌責備法利賽人，因他們缺乏愛心（</w:t>
       </w:r>
       <w:hyperlink r:id="rId19">
         <w:r>
@@ -364,43 +338,9 @@
             <w:color w:val="0000EE"/>
             <w:u w:val="single"/>
           </w:rPr>
-          <w:t>徒1:6–7</w:t>
+          <w:t>太9:13，</w:t>
         </w:r>
       </w:hyperlink>
-      <w:r>
-        <w:rPr>
-          <w:lang w:val="zh_TW" w:bidi="zh_TW"/>
-        </w:rPr>
-        <w:t>）。現在是懷抱盼望和信心的時候，而不是去猜測的時候。基督徒不應該為末日設定日期和時間。</w:t>
-      </w:r>
-    </w:p>
-    <w:p>
-      <w:pPr/>
-      <w:r>
-        <w:rPr>
-          <w:lang w:val="zh_TW" w:bidi="zh_TW"/>
-        </w:rPr>
-      </w:r>
-      <w:r>
-        <w:rPr>
-          <w:lang w:val="zh_TW" w:bidi="zh_TW"/>
-        </w:rPr>
-        <w:t>當聖經教導未來的事情（即世界末了時將會發生的事）時，給了我們兩個重要的信息：一是困難時期中的盼望，二是現今生活的智慧。聖經關於末後事情的教導，也稱為「末世論」（研究未來將要發生的事情），幫助我們專注於今天要如何忠心地生活。與其擔心這些事件何時發生，我們更應當關注當下的生命見證。</w:t>
-      </w:r>
-    </w:p>
-    <w:p>
-      <w:pPr/>
-      <w:r>
-        <w:rPr>
-          <w:lang w:val="zh_TW" w:bidi="zh_TW"/>
-        </w:rPr>
-      </w:r>
-      <w:r>
-        <w:rPr>
-          <w:lang w:val="zh_TW" w:bidi="zh_TW"/>
-        </w:rPr>
-        <w:t>使徒保羅描述了「離道反教」和「大罪人」顯露出來的事件，這些事件將發生在「主的日子」之前（</w:t>
-      </w:r>
       <w:hyperlink r:id="rId20">
         <w:r>
           <w:rPr>
@@ -410,15 +350,9 @@
             <w:color w:val="0000EE"/>
             <w:u w:val="single"/>
           </w:rPr>
-          <w:t>帖後2:1–12</w:t>
+          <w:t>12:7，</w:t>
         </w:r>
       </w:hyperlink>
-      <w:r>
-        <w:rPr>
-          <w:lang w:val="zh_TW" w:bidi="zh_TW"/>
-        </w:rPr>
-        <w:t>）。然而，他並不著重細節，而是提醒聽眾這些事，是為了駁斥錯誤的教導，並鼓勵那些因信仰受苦的基督徒（</w:t>
-      </w:r>
       <w:hyperlink r:id="rId21">
         <w:r>
           <w:rPr>
@@ -428,7 +362,7 @@
             <w:color w:val="0000EE"/>
             <w:u w:val="single"/>
           </w:rPr>
-          <w:t>帖後1:3–10，</w:t>
+          <w:t>23:4、</w:t>
         </w:r>
       </w:hyperlink>
       <w:hyperlink r:id="rId22">
@@ -440,7 +374,79 @@
             <w:color w:val="0000EE"/>
             <w:u w:val="single"/>
           </w:rPr>
-          <w:t>2:5</w:t>
+          <w:t>13–14、</w:t>
+        </w:r>
+      </w:hyperlink>
+      <w:hyperlink r:id="rId23">
+        <w:r>
+          <w:rPr>
+            <w:lang w:val="zh_TW" w:bidi="zh_TW"/>
+          </w:rPr>
+          <w:rPr>
+            <w:color w:val="0000EE"/>
+            <w:u w:val="single"/>
+          </w:rPr>
+          <w:t>23</w:t>
+        </w:r>
+      </w:hyperlink>
+      <w:r>
+        <w:rPr>
+          <w:lang w:val="zh_TW" w:bidi="zh_TW"/>
+        </w:rPr>
+        <w:t>）。愛是真正跟隨耶穌者的記號（</w:t>
+      </w:r>
+      <w:hyperlink r:id="rId24">
+        <w:r>
+          <w:rPr>
+            <w:lang w:val="zh_TW" w:bidi="zh_TW"/>
+          </w:rPr>
+          <w:rPr>
+            <w:color w:val="0000EE"/>
+            <w:u w:val="single"/>
+          </w:rPr>
+          <w:t>約13:34–35</w:t>
+        </w:r>
+      </w:hyperlink>
+      <w:r>
+        <w:rPr>
+          <w:lang w:val="zh_TW" w:bidi="zh_TW"/>
+        </w:rPr>
+        <w:t>），也是人真正經歷神的證明（</w:t>
+      </w:r>
+      <w:hyperlink r:id="rId25">
+        <w:r>
+          <w:rPr>
+            <w:lang w:val="zh_TW" w:bidi="zh_TW"/>
+          </w:rPr>
+          <w:rPr>
+            <w:color w:val="0000EE"/>
+            <w:u w:val="single"/>
+          </w:rPr>
+          <w:t>約一2:9–11，</w:t>
+        </w:r>
+      </w:hyperlink>
+      <w:hyperlink r:id="rId26">
+        <w:r>
+          <w:rPr>
+            <w:lang w:val="zh_TW" w:bidi="zh_TW"/>
+          </w:rPr>
+          <w:rPr>
+            <w:color w:val="0000EE"/>
+            <w:u w:val="single"/>
+          </w:rPr>
+          <w:t>3:11–18，</w:t>
+        </w:r>
+      </w:hyperlink>
+      <w:hyperlink r:id="rId27">
+        <w:r>
+          <w:rPr>
+            <w:lang w:val="zh_TW" w:bidi="zh_TW"/>
+          </w:rPr>
+          <w:rPr>
+            <w:color w:val="0000EE"/>
+            <w:u w:val="single"/>
+          </w:rPr>
+          <w:t>4:7–21</w:t>
         </w:r>
       </w:hyperlink>
       <w:r>
@@ -461,45 +467,9 @@
         <w:rPr>
           <w:lang w:val="zh_TW" w:bidi="zh_TW"/>
         </w:rPr>
-        <w:t>當基督再來時，祂將：</w:t>
-      </w:r>
-    </w:p>
-    <w:p>
-      <w:pPr>
-        <w:pStyle w:val="ListBullet"/>
-        <w:spacing w:line="240" w:lineRule="auto"/>
-        <w:ind w:left="720"/>
-      </w:pPr>
-      <w:r>
-        <w:rPr>
-          <w:lang w:val="zh_TW" w:bidi="zh_TW"/>
-        </w:rPr>
-      </w:r>
-      <w:r>
-        <w:rPr>
-          <w:lang w:val="zh_TW" w:bidi="zh_TW"/>
-        </w:rPr>
-        <w:t>戰勝那些抵擋有關耶穌的好消息（福音）的仇敵</w:t>
-      </w:r>
-    </w:p>
-    <w:p>
-      <w:pPr>
-        <w:pStyle w:val="ListBullet"/>
-        <w:spacing w:line="240" w:lineRule="auto"/>
-        <w:ind w:left="720"/>
-      </w:pPr>
-      <w:r>
-        <w:rPr>
-          <w:lang w:val="zh_TW" w:bidi="zh_TW"/>
-        </w:rPr>
-      </w:r>
-      <w:r>
-        <w:rPr>
-          <w:lang w:val="zh_TW" w:bidi="zh_TW"/>
-        </w:rPr>
-        <w:t>拯救受苦的基督徒（</w:t>
-      </w:r>
-      <w:hyperlink r:id="rId23">
+        <w:t>對使徒保羅而言，愛比任何屬靈恩賜都重要，是最首要的品格。愛是「聯絡全德的」（</w:t>
+      </w:r>
+      <w:hyperlink r:id="rId28">
         <w:r>
           <w:rPr>
             <w:lang w:val="zh_TW" w:bidi="zh_TW"/>
@@ -508,34 +478,16 @@
             <w:color w:val="0000EE"/>
             <w:u w:val="single"/>
           </w:rPr>
-          <w:t>帖後1:7–10</w:t>
+          <w:t>西3:14</w:t>
         </w:r>
       </w:hyperlink>
       <w:r>
         <w:rPr>
           <w:lang w:val="zh_TW" w:bidi="zh_TW"/>
         </w:rPr>
-        <w:t>）</w:t>
-      </w:r>
-    </w:p>
-    <w:p>
-      <w:pPr>
-        <w:pStyle w:val="ListBullet"/>
-        <w:spacing w:line="240" w:lineRule="auto"/>
-        <w:ind w:left="720"/>
-      </w:pPr>
-      <w:r>
-        <w:rPr>
-          <w:lang w:val="zh_TW" w:bidi="zh_TW"/>
-        </w:rPr>
-      </w:r>
-      <w:r>
-        <w:rPr>
-          <w:lang w:val="zh_TW" w:bidi="zh_TW"/>
-        </w:rPr>
-        <w:t>聚集祂的跟隨者，永遠與祂同在（</w:t>
-      </w:r>
-      <w:hyperlink r:id="rId24">
+        <w:t>）。若沒有愛，基督徒的事奉毫無價值（</w:t>
+      </w:r>
+      <w:hyperlink r:id="rId29">
         <w:r>
           <w:rPr>
             <w:lang w:val="zh_TW" w:bidi="zh_TW"/>
@@ -544,14 +496,32 @@
             <w:color w:val="0000EE"/>
             <w:u w:val="single"/>
           </w:rPr>
-          <w:t>帖前4:13–17</w:t>
+          <w:t>林前13:1–3</w:t>
         </w:r>
       </w:hyperlink>
       <w:r>
         <w:rPr>
           <w:lang w:val="zh_TW" w:bidi="zh_TW"/>
         </w:rPr>
-        <w:t>）</w:t>
+        <w:t>）。保羅將基督徒的倫理總結為「使人生發仁愛的信心」（</w:t>
+      </w:r>
+      <w:hyperlink r:id="rId30">
+        <w:r>
+          <w:rPr>
+            <w:lang w:val="zh_TW" w:bidi="zh_TW"/>
+          </w:rPr>
+          <w:rPr>
+            <w:color w:val="0000EE"/>
+            <w:u w:val="single"/>
+          </w:rPr>
+          <w:t>加5:6</w:t>
+        </w:r>
+      </w:hyperlink>
+      <w:r>
+        <w:rPr>
+          <w:lang w:val="zh_TW" w:bidi="zh_TW"/>
+        </w:rPr>
+        <w:t>）。</w:t>
       </w:r>
     </w:p>
     <w:p>
@@ -565,9 +535,9 @@
         <w:rPr>
           <w:lang w:val="zh_TW" w:bidi="zh_TW"/>
         </w:rPr>
-        <w:t>這個未來的事件需要我們現在就作出回應。凡接受福音、為神而活的人，都可以確信自己必蒙拯救；而那些拒絕神的人，將面對永遠的滅亡。神揀選並呼召基督徒，使他們得著盼望與安慰（</w:t>
-      </w:r>
-      <w:hyperlink r:id="rId25">
+        <w:t>愛是從基督徒的信仰自然流露出來的，是聖靈所結的重要果子（</w:t>
+      </w:r>
+      <w:hyperlink r:id="rId31">
         <w:r>
           <w:rPr>
             <w:lang w:val="zh_TW" w:bidi="zh_TW"/>
@@ -576,32 +546,14 @@
             <w:color w:val="0000EE"/>
             <w:u w:val="single"/>
           </w:rPr>
-          <w:t>帖後2:13–14</w:t>
+          <w:t>加5:22</w:t>
         </w:r>
       </w:hyperlink>
       <w:r>
         <w:rPr>
           <w:lang w:val="zh_TW" w:bidi="zh_TW"/>
         </w:rPr>
-        <w:t>）。因此，他們如今能堅定站立，仰望將來（</w:t>
-      </w:r>
-      <w:hyperlink r:id="rId26">
-        <w:r>
-          <w:rPr>
-            <w:lang w:val="zh_TW" w:bidi="zh_TW"/>
-          </w:rPr>
-          <w:rPr>
-            <w:color w:val="0000EE"/>
-            <w:u w:val="single"/>
-          </w:rPr>
-          <w:t>2:14–15</w:t>
-        </w:r>
-      </w:hyperlink>
-      <w:r>
-        <w:rPr>
-          <w:lang w:val="zh_TW" w:bidi="zh_TW"/>
-        </w:rPr>
-        <w:t>），因為對主再來時的結局，他們已有所確據。</w:t>
+        <w:t>），也是基督徒事奉的最大動機。隨著屬靈生命的成長，信徒會渴望以基督的愛去愛人如己。</w:t>
       </w:r>
     </w:p>
     <w:p>
@@ -626,6 +578,276 @@
           <w:lang w:val="zh_TW" w:bidi="zh_TW"/>
         </w:rPr>
       </w:r>
+      <w:hyperlink r:id="rId32">
+        <w:r>
+          <w:rPr>
+            <w:lang w:val="zh_TW" w:bidi="zh_TW"/>
+          </w:rPr>
+          <w:rPr>
+            <w:color w:val="0000EE"/>
+            <w:u w:val="single"/>
+          </w:rPr>
+          <w:t>利19:18</w:t>
+        </w:r>
+      </w:hyperlink>
+      <w:r>
+        <w:rPr>
+          <w:lang w:val="zh_TW" w:bidi="zh_TW"/>
+        </w:rPr>
+        <w:t>；</w:t>
+      </w:r>
+      <w:hyperlink r:id="rId33">
+        <w:r>
+          <w:rPr>
+            <w:lang w:val="zh_TW" w:bidi="zh_TW"/>
+          </w:rPr>
+          <w:rPr>
+            <w:color w:val="0000EE"/>
+            <w:u w:val="single"/>
+          </w:rPr>
+          <w:t>何6:6</w:t>
+        </w:r>
+      </w:hyperlink>
+      <w:r>
+        <w:rPr>
+          <w:lang w:val="zh_TW" w:bidi="zh_TW"/>
+        </w:rPr>
+        <w:t>；</w:t>
+      </w:r>
+      <w:hyperlink r:id="rId15">
+        <w:r>
+          <w:rPr>
+            <w:lang w:val="zh_TW" w:bidi="zh_TW"/>
+          </w:rPr>
+          <w:rPr>
+            <w:color w:val="0000EE"/>
+            <w:u w:val="single"/>
+          </w:rPr>
+          <w:t>太7:12，</w:t>
+        </w:r>
+      </w:hyperlink>
+      <w:hyperlink r:id="rId16">
+        <w:r>
+          <w:rPr>
+            <w:lang w:val="zh_TW" w:bidi="zh_TW"/>
+          </w:rPr>
+          <w:rPr>
+            <w:color w:val="0000EE"/>
+            <w:u w:val="single"/>
+          </w:rPr>
+          <w:t>9:9–13，</w:t>
+        </w:r>
+      </w:hyperlink>
+      <w:hyperlink r:id="rId17">
+        <w:r>
+          <w:rPr>
+            <w:lang w:val="zh_TW" w:bidi="zh_TW"/>
+          </w:rPr>
+          <w:rPr>
+            <w:color w:val="0000EE"/>
+            <w:u w:val="single"/>
+          </w:rPr>
+          <w:t>12:1–13，</w:t>
+        </w:r>
+      </w:hyperlink>
+      <w:hyperlink r:id="rId34">
+        <w:r>
+          <w:rPr>
+            <w:lang w:val="zh_TW" w:bidi="zh_TW"/>
+          </w:rPr>
+          <w:rPr>
+            <w:color w:val="0000EE"/>
+            <w:u w:val="single"/>
+          </w:rPr>
+          <w:t>22:37–40，</w:t>
+        </w:r>
+      </w:hyperlink>
+      <w:hyperlink r:id="rId35">
+        <w:r>
+          <w:rPr>
+            <w:lang w:val="zh_TW" w:bidi="zh_TW"/>
+          </w:rPr>
+          <w:rPr>
+            <w:color w:val="0000EE"/>
+            <w:u w:val="single"/>
+          </w:rPr>
+          <w:t>23:2–4</w:t>
+        </w:r>
+      </w:hyperlink>
+      <w:r>
+        <w:rPr>
+          <w:lang w:val="zh_TW" w:bidi="zh_TW"/>
+        </w:rPr>
+        <w:t>、</w:t>
+      </w:r>
+      <w:hyperlink r:id="rId36">
+        <w:r>
+          <w:rPr>
+            <w:lang w:val="zh_TW" w:bidi="zh_TW"/>
+          </w:rPr>
+          <w:rPr>
+            <w:color w:val="0000EE"/>
+            <w:u w:val="single"/>
+          </w:rPr>
+          <w:t>13</w:t>
+        </w:r>
+      </w:hyperlink>
+      <w:r>
+        <w:rPr>
+          <w:lang w:val="zh_TW" w:bidi="zh_TW"/>
+        </w:rPr>
+        <w:t>、</w:t>
+      </w:r>
+      <w:hyperlink r:id="rId23">
+        <w:r>
+          <w:rPr>
+            <w:lang w:val="zh_TW" w:bidi="zh_TW"/>
+          </w:rPr>
+          <w:rPr>
+            <w:color w:val="0000EE"/>
+            <w:u w:val="single"/>
+          </w:rPr>
+          <w:t>23</w:t>
+        </w:r>
+      </w:hyperlink>
+      <w:r>
+        <w:rPr>
+          <w:lang w:val="zh_TW" w:bidi="zh_TW"/>
+        </w:rPr>
+        <w:t>；</w:t>
+      </w:r>
+      <w:hyperlink r:id="rId24">
+        <w:r>
+          <w:rPr>
+            <w:lang w:val="zh_TW" w:bidi="zh_TW"/>
+          </w:rPr>
+          <w:rPr>
+            <w:color w:val="0000EE"/>
+            <w:u w:val="single"/>
+          </w:rPr>
+          <w:t>約13:34–35</w:t>
+        </w:r>
+      </w:hyperlink>
+      <w:r>
+        <w:rPr>
+          <w:lang w:val="zh_TW" w:bidi="zh_TW"/>
+        </w:rPr>
+        <w:t>；</w:t>
+      </w:r>
+      <w:hyperlink r:id="rId18">
+        <w:r>
+          <w:rPr>
+            <w:lang w:val="zh_TW" w:bidi="zh_TW"/>
+          </w:rPr>
+          <w:rPr>
+            <w:color w:val="0000EE"/>
+            <w:u w:val="single"/>
+          </w:rPr>
+          <w:t>羅13:8–10</w:t>
+        </w:r>
+      </w:hyperlink>
+      <w:r>
+        <w:rPr>
+          <w:lang w:val="zh_TW" w:bidi="zh_TW"/>
+        </w:rPr>
+        <w:t>；</w:t>
+      </w:r>
+      <w:hyperlink r:id="rId37">
+        <w:r>
+          <w:rPr>
+            <w:lang w:val="zh_TW" w:bidi="zh_TW"/>
+          </w:rPr>
+          <w:rPr>
+            <w:color w:val="0000EE"/>
+            <w:u w:val="single"/>
+          </w:rPr>
+          <w:t>林前13:1–13</w:t>
+        </w:r>
+      </w:hyperlink>
+      <w:r>
+        <w:rPr>
+          <w:lang w:val="zh_TW" w:bidi="zh_TW"/>
+        </w:rPr>
+        <w:t>；</w:t>
+      </w:r>
+      <w:hyperlink r:id="rId30">
+        <w:r>
+          <w:rPr>
+            <w:lang w:val="zh_TW" w:bidi="zh_TW"/>
+          </w:rPr>
+          <w:rPr>
+            <w:color w:val="0000EE"/>
+            <w:u w:val="single"/>
+          </w:rPr>
+          <w:t>加5:6</w:t>
+        </w:r>
+      </w:hyperlink>
+      <w:r>
+        <w:rPr>
+          <w:lang w:val="zh_TW" w:bidi="zh_TW"/>
+        </w:rPr>
+        <w:t>、</w:t>
+      </w:r>
+      <w:hyperlink r:id="rId38">
+        <w:r>
+          <w:rPr>
+            <w:lang w:val="zh_TW" w:bidi="zh_TW"/>
+          </w:rPr>
+          <w:rPr>
+            <w:color w:val="0000EE"/>
+            <w:u w:val="single"/>
+          </w:rPr>
+          <w:t>22–23</w:t>
+        </w:r>
+      </w:hyperlink>
+      <w:r>
+        <w:rPr>
+          <w:lang w:val="zh_TW" w:bidi="zh_TW"/>
+        </w:rPr>
+        <w:t>；</w:t>
+      </w:r>
+      <w:hyperlink r:id="rId39">
+        <w:r>
+          <w:rPr>
+            <w:lang w:val="zh_TW" w:bidi="zh_TW"/>
+          </w:rPr>
+          <w:rPr>
+            <w:color w:val="0000EE"/>
+            <w:u w:val="single"/>
+          </w:rPr>
+          <w:t>西3:12–14</w:t>
+        </w:r>
+      </w:hyperlink>
+      <w:r>
+        <w:rPr>
+          <w:lang w:val="zh_TW" w:bidi="zh_TW"/>
+        </w:rPr>
+        <w:t>；</w:t>
+      </w:r>
+      <w:hyperlink r:id="rId40">
+        <w:r>
+          <w:rPr>
+            <w:lang w:val="zh_TW" w:bidi="zh_TW"/>
+          </w:rPr>
+          <w:rPr>
+            <w:color w:val="0000EE"/>
+            <w:u w:val="single"/>
+          </w:rPr>
+          <w:t>約一2:7–11，</w:t>
+        </w:r>
+      </w:hyperlink>
+      <w:hyperlink r:id="rId26">
+        <w:r>
+          <w:rPr>
+            <w:lang w:val="zh_TW" w:bidi="zh_TW"/>
+          </w:rPr>
+          <w:rPr>
+            <w:color w:val="0000EE"/>
+            <w:u w:val="single"/>
+          </w:rPr>
+          <w:t>3:11–18，</w:t>
+        </w:r>
+      </w:hyperlink>
       <w:hyperlink r:id="rId27">
         <w:r>
           <w:rPr>
@@ -635,73 +857,7 @@
             <w:color w:val="0000EE"/>
             <w:u w:val="single"/>
           </w:rPr>
-          <w:t>太25:1–46</w:t>
-        </w:r>
-      </w:hyperlink>
-      <w:r>
-        <w:rPr>
-          <w:lang w:val="zh_TW" w:bidi="zh_TW"/>
-        </w:rPr>
-        <w:t>；</w:t>
-      </w:r>
-      <w:hyperlink r:id="rId19">
-        <w:r>
-          <w:rPr>
-            <w:lang w:val="zh_TW" w:bidi="zh_TW"/>
-          </w:rPr>
-          <w:rPr>
-            <w:color w:val="0000EE"/>
-            <w:u w:val="single"/>
-          </w:rPr>
-          <w:t>徒1:6–7</w:t>
-        </w:r>
-      </w:hyperlink>
-      <w:r>
-        <w:rPr>
-          <w:lang w:val="zh_TW" w:bidi="zh_TW"/>
-        </w:rPr>
-        <w:t>；</w:t>
-      </w:r>
-      <w:hyperlink r:id="rId28">
-        <w:r>
-          <w:rPr>
-            <w:lang w:val="zh_TW" w:bidi="zh_TW"/>
-          </w:rPr>
-          <w:rPr>
-            <w:color w:val="0000EE"/>
-            <w:u w:val="single"/>
-          </w:rPr>
-          <w:t>帖前4:13–5:11</w:t>
-        </w:r>
-      </w:hyperlink>
-      <w:r>
-        <w:rPr>
-          <w:lang w:val="zh_TW" w:bidi="zh_TW"/>
-        </w:rPr>
-        <w:t>；</w:t>
-      </w:r>
-      <w:hyperlink r:id="rId23">
-        <w:r>
-          <w:rPr>
-            <w:lang w:val="zh_TW" w:bidi="zh_TW"/>
-          </w:rPr>
-          <w:rPr>
-            <w:color w:val="0000EE"/>
-            <w:u w:val="single"/>
-          </w:rPr>
-          <w:t>帖後1:7–10，</w:t>
-        </w:r>
-      </w:hyperlink>
-      <w:hyperlink r:id="rId20">
-        <w:r>
-          <w:rPr>
-            <w:lang w:val="zh_TW" w:bidi="zh_TW"/>
-          </w:rPr>
-          <w:rPr>
-            <w:color w:val="0000EE"/>
-            <w:u w:val="single"/>
-          </w:rPr>
-          <w:t>帖後2:1–12</w:t>
+          <w:t>4:7–21</w:t>
         </w:r>
       </w:hyperlink>
       <w:r>

--- a/zht/docx/001.content.docx
+++ b/zht/docx/001.content.docx
@@ -19,7 +19,7 @@
         <w:rPr>
           <w:lang w:val="zh_TW" w:bidi="zh_TW"/>
         </w:rPr>
-        <w:t>Resource: Tyndale Open Study Notes</w:t>
+        <w:t>Resource: Aquifer Open Study Notes (Themes)</w:t>
       </w:r>
       <w:r>
         <w:rPr>
@@ -112,7 +112,7 @@
         <w:rPr>
           <w:lang w:val="zh_TW" w:bidi="zh_TW"/>
         </w:rPr>
-        <w:t>Tyndale Open Study Notes</w:t>
+        <w:t>Aquifer Open Study Notes (Themes)</w:t>
       </w:r>
     </w:p>
     <w:p>

--- a/zht/docx/001.content.docx
+++ b/zht/docx/001.content.docx
@@ -233,222 +233,132 @@
         </w:rPr>
         <w:t>耶穌說，愛鄰舍是舊約中第二重要的誡命（</w:t>
       </w:r>
-      <w:hyperlink r:id="rId13">
-        <w:r>
-          <w:rPr>
-            <w:lang w:val="zh_TW" w:bidi="zh_TW"/>
-          </w:rPr>
-          <w:rPr>
-            <w:color w:val="0000EE"/>
-            <w:u w:val="single"/>
-          </w:rPr>
-          <w:t>可12:31</w:t>
-        </w:r>
-      </w:hyperlink>
+      <w:r>
+        <w:rPr>
+          <w:lang w:val="zh_TW" w:bidi="zh_TW"/>
+        </w:rPr>
+        <w:t>可12:31</w:t>
+      </w:r>
       <w:r>
         <w:rPr>
           <w:lang w:val="zh_TW" w:bidi="zh_TW"/>
         </w:rPr>
         <w:t>），整部舊約律法的總綱就是愛（</w:t>
       </w:r>
-      <w:hyperlink r:id="rId14">
-        <w:r>
-          <w:rPr>
-            <w:lang w:val="zh_TW" w:bidi="zh_TW"/>
-          </w:rPr>
-          <w:rPr>
-            <w:color w:val="0000EE"/>
-            <w:u w:val="single"/>
-          </w:rPr>
-          <w:t>太22:40，</w:t>
-        </w:r>
-      </w:hyperlink>
+      <w:r>
+        <w:rPr>
+          <w:lang w:val="zh_TW" w:bidi="zh_TW"/>
+        </w:rPr>
+        <w:t>太22:40，</w:t>
+      </w:r>
       <w:r>
         <w:rPr>
           <w:lang w:val="zh_TW" w:bidi="zh_TW"/>
         </w:rPr>
         <w:t>參</w:t>
       </w:r>
-      <w:hyperlink r:id="rId15">
-        <w:r>
-          <w:rPr>
-            <w:lang w:val="zh_TW" w:bidi="zh_TW"/>
-          </w:rPr>
-          <w:rPr>
-            <w:color w:val="0000EE"/>
-            <w:u w:val="single"/>
-          </w:rPr>
-          <w:t>7:12，</w:t>
-        </w:r>
-      </w:hyperlink>
-      <w:hyperlink r:id="rId16">
-        <w:r>
-          <w:rPr>
-            <w:lang w:val="zh_TW" w:bidi="zh_TW"/>
-          </w:rPr>
-          <w:rPr>
-            <w:color w:val="0000EE"/>
-            <w:u w:val="single"/>
-          </w:rPr>
-          <w:t>9:9–13，</w:t>
-        </w:r>
-      </w:hyperlink>
-      <w:hyperlink r:id="rId17">
-        <w:r>
-          <w:rPr>
-            <w:lang w:val="zh_TW" w:bidi="zh_TW"/>
-          </w:rPr>
-          <w:rPr>
-            <w:color w:val="0000EE"/>
-            <w:u w:val="single"/>
-          </w:rPr>
-          <w:t>12:1–13</w:t>
-        </w:r>
-      </w:hyperlink>
+      <w:r>
+        <w:rPr>
+          <w:lang w:val="zh_TW" w:bidi="zh_TW"/>
+        </w:rPr>
+        <w:t>7:12，</w:t>
+      </w:r>
+      <w:r>
+        <w:rPr>
+          <w:lang w:val="zh_TW" w:bidi="zh_TW"/>
+        </w:rPr>
+        <w:t>9:9–13，</w:t>
+      </w:r>
+      <w:r>
+        <w:rPr>
+          <w:lang w:val="zh_TW" w:bidi="zh_TW"/>
+        </w:rPr>
+        <w:t>12:1–13</w:t>
+      </w:r>
       <w:r>
         <w:rPr>
           <w:lang w:val="zh_TW" w:bidi="zh_TW"/>
         </w:rPr>
         <w:t>；見</w:t>
       </w:r>
-      <w:hyperlink r:id="rId18">
-        <w:r>
-          <w:rPr>
-            <w:lang w:val="zh_TW" w:bidi="zh_TW"/>
-          </w:rPr>
-          <w:rPr>
-            <w:color w:val="0000EE"/>
-            <w:u w:val="single"/>
-          </w:rPr>
-          <w:t>羅13:8–10</w:t>
-        </w:r>
-      </w:hyperlink>
+      <w:r>
+        <w:rPr>
+          <w:lang w:val="zh_TW" w:bidi="zh_TW"/>
+        </w:rPr>
+        <w:t>羅13:8–10</w:t>
+      </w:r>
       <w:r>
         <w:rPr>
           <w:lang w:val="zh_TW" w:bidi="zh_TW"/>
         </w:rPr>
         <w:t>）。耶穌責備法利賽人，因他們缺乏愛心（</w:t>
       </w:r>
-      <w:hyperlink r:id="rId19">
-        <w:r>
-          <w:rPr>
-            <w:lang w:val="zh_TW" w:bidi="zh_TW"/>
-          </w:rPr>
-          <w:rPr>
-            <w:color w:val="0000EE"/>
-            <w:u w:val="single"/>
-          </w:rPr>
-          <w:t>太9:13，</w:t>
-        </w:r>
-      </w:hyperlink>
-      <w:hyperlink r:id="rId20">
-        <w:r>
-          <w:rPr>
-            <w:lang w:val="zh_TW" w:bidi="zh_TW"/>
-          </w:rPr>
-          <w:rPr>
-            <w:color w:val="0000EE"/>
-            <w:u w:val="single"/>
-          </w:rPr>
-          <w:t>12:7，</w:t>
-        </w:r>
-      </w:hyperlink>
-      <w:hyperlink r:id="rId21">
-        <w:r>
-          <w:rPr>
-            <w:lang w:val="zh_TW" w:bidi="zh_TW"/>
-          </w:rPr>
-          <w:rPr>
-            <w:color w:val="0000EE"/>
-            <w:u w:val="single"/>
-          </w:rPr>
-          <w:t>23:4、</w:t>
-        </w:r>
-      </w:hyperlink>
-      <w:hyperlink r:id="rId22">
-        <w:r>
-          <w:rPr>
-            <w:lang w:val="zh_TW" w:bidi="zh_TW"/>
-          </w:rPr>
-          <w:rPr>
-            <w:color w:val="0000EE"/>
-            <w:u w:val="single"/>
-          </w:rPr>
-          <w:t>13–14、</w:t>
-        </w:r>
-      </w:hyperlink>
-      <w:hyperlink r:id="rId23">
-        <w:r>
-          <w:rPr>
-            <w:lang w:val="zh_TW" w:bidi="zh_TW"/>
-          </w:rPr>
-          <w:rPr>
-            <w:color w:val="0000EE"/>
-            <w:u w:val="single"/>
-          </w:rPr>
-          <w:t>23</w:t>
-        </w:r>
-      </w:hyperlink>
+      <w:r>
+        <w:rPr>
+          <w:lang w:val="zh_TW" w:bidi="zh_TW"/>
+        </w:rPr>
+        <w:t>太9:13，</w:t>
+      </w:r>
+      <w:r>
+        <w:rPr>
+          <w:lang w:val="zh_TW" w:bidi="zh_TW"/>
+        </w:rPr>
+        <w:t>12:7，</w:t>
+      </w:r>
+      <w:r>
+        <w:rPr>
+          <w:lang w:val="zh_TW" w:bidi="zh_TW"/>
+        </w:rPr>
+        <w:t>23:4、</w:t>
+      </w:r>
+      <w:r>
+        <w:rPr>
+          <w:lang w:val="zh_TW" w:bidi="zh_TW"/>
+        </w:rPr>
+        <w:t>13–14、</w:t>
+      </w:r>
+      <w:r>
+        <w:rPr>
+          <w:lang w:val="zh_TW" w:bidi="zh_TW"/>
+        </w:rPr>
+        <w:t>23</w:t>
+      </w:r>
       <w:r>
         <w:rPr>
           <w:lang w:val="zh_TW" w:bidi="zh_TW"/>
         </w:rPr>
         <w:t>）。愛是真正跟隨耶穌者的記號（</w:t>
       </w:r>
-      <w:hyperlink r:id="rId24">
-        <w:r>
-          <w:rPr>
-            <w:lang w:val="zh_TW" w:bidi="zh_TW"/>
-          </w:rPr>
-          <w:rPr>
-            <w:color w:val="0000EE"/>
-            <w:u w:val="single"/>
-          </w:rPr>
-          <w:t>約13:34–35</w:t>
-        </w:r>
-      </w:hyperlink>
+      <w:r>
+        <w:rPr>
+          <w:lang w:val="zh_TW" w:bidi="zh_TW"/>
+        </w:rPr>
+        <w:t>約13:34–35</w:t>
+      </w:r>
       <w:r>
         <w:rPr>
           <w:lang w:val="zh_TW" w:bidi="zh_TW"/>
         </w:rPr>
         <w:t>），也是人真正經歷神的證明（</w:t>
       </w:r>
-      <w:hyperlink r:id="rId25">
-        <w:r>
-          <w:rPr>
-            <w:lang w:val="zh_TW" w:bidi="zh_TW"/>
-          </w:rPr>
-          <w:rPr>
-            <w:color w:val="0000EE"/>
-            <w:u w:val="single"/>
-          </w:rPr>
-          <w:t>約一2:9–11，</w:t>
-        </w:r>
-      </w:hyperlink>
-      <w:hyperlink r:id="rId26">
-        <w:r>
-          <w:rPr>
-            <w:lang w:val="zh_TW" w:bidi="zh_TW"/>
-          </w:rPr>
-          <w:rPr>
-            <w:color w:val="0000EE"/>
-            <w:u w:val="single"/>
-          </w:rPr>
-          <w:t>3:11–18，</w:t>
-        </w:r>
-      </w:hyperlink>
-      <w:hyperlink r:id="rId27">
-        <w:r>
-          <w:rPr>
-            <w:lang w:val="zh_TW" w:bidi="zh_TW"/>
-          </w:rPr>
-          <w:rPr>
-            <w:color w:val="0000EE"/>
-            <w:u w:val="single"/>
-          </w:rPr>
-          <w:t>4:7–21</w:t>
-        </w:r>
-      </w:hyperlink>
+      <w:r>
+        <w:rPr>
+          <w:lang w:val="zh_TW" w:bidi="zh_TW"/>
+        </w:rPr>
+        <w:t>約一2:9–11，</w:t>
+      </w:r>
+      <w:r>
+        <w:rPr>
+          <w:lang w:val="zh_TW" w:bidi="zh_TW"/>
+        </w:rPr>
+        <w:t>3:11–18，</w:t>
+      </w:r>
+      <w:r>
+        <w:rPr>
+          <w:lang w:val="zh_TW" w:bidi="zh_TW"/>
+        </w:rPr>
+        <w:t>4:7–21</w:t>
+      </w:r>
       <w:r>
         <w:rPr>
           <w:lang w:val="zh_TW" w:bidi="zh_TW"/>
@@ -469,54 +379,36 @@
         </w:rPr>
         <w:t>對使徒保羅而言，愛比任何屬靈恩賜都重要，是最首要的品格。愛是「聯絡全德的」（</w:t>
       </w:r>
-      <w:hyperlink r:id="rId28">
-        <w:r>
-          <w:rPr>
-            <w:lang w:val="zh_TW" w:bidi="zh_TW"/>
-          </w:rPr>
-          <w:rPr>
-            <w:color w:val="0000EE"/>
-            <w:u w:val="single"/>
-          </w:rPr>
-          <w:t>西3:14</w:t>
-        </w:r>
-      </w:hyperlink>
+      <w:r>
+        <w:rPr>
+          <w:lang w:val="zh_TW" w:bidi="zh_TW"/>
+        </w:rPr>
+        <w:t>西3:14</w:t>
+      </w:r>
       <w:r>
         <w:rPr>
           <w:lang w:val="zh_TW" w:bidi="zh_TW"/>
         </w:rPr>
         <w:t>）。若沒有愛，基督徒的事奉毫無價值（</w:t>
       </w:r>
-      <w:hyperlink r:id="rId29">
-        <w:r>
-          <w:rPr>
-            <w:lang w:val="zh_TW" w:bidi="zh_TW"/>
-          </w:rPr>
-          <w:rPr>
-            <w:color w:val="0000EE"/>
-            <w:u w:val="single"/>
-          </w:rPr>
-          <w:t>林前13:1–3</w:t>
-        </w:r>
-      </w:hyperlink>
+      <w:r>
+        <w:rPr>
+          <w:lang w:val="zh_TW" w:bidi="zh_TW"/>
+        </w:rPr>
+        <w:t>林前13:1–3</w:t>
+      </w:r>
       <w:r>
         <w:rPr>
           <w:lang w:val="zh_TW" w:bidi="zh_TW"/>
         </w:rPr>
         <w:t>）。保羅將基督徒的倫理總結為「使人生發仁愛的信心」（</w:t>
       </w:r>
-      <w:hyperlink r:id="rId30">
-        <w:r>
-          <w:rPr>
-            <w:lang w:val="zh_TW" w:bidi="zh_TW"/>
-          </w:rPr>
-          <w:rPr>
-            <w:color w:val="0000EE"/>
-            <w:u w:val="single"/>
-          </w:rPr>
-          <w:t>加5:6</w:t>
-        </w:r>
-      </w:hyperlink>
+      <w:r>
+        <w:rPr>
+          <w:lang w:val="zh_TW" w:bidi="zh_TW"/>
+        </w:rPr>
+        <w:t>加5:6</w:t>
+      </w:r>
       <w:r>
         <w:rPr>
           <w:lang w:val="zh_TW" w:bidi="zh_TW"/>
@@ -537,18 +429,12 @@
         </w:rPr>
         <w:t>愛是從基督徒的信仰自然流露出來的，是聖靈所結的重要果子（</w:t>
       </w:r>
-      <w:hyperlink r:id="rId31">
-        <w:r>
-          <w:rPr>
-            <w:lang w:val="zh_TW" w:bidi="zh_TW"/>
-          </w:rPr>
-          <w:rPr>
-            <w:color w:val="0000EE"/>
-            <w:u w:val="single"/>
-          </w:rPr>
-          <w:t>加5:22</w:t>
-        </w:r>
-      </w:hyperlink>
+      <w:r>
+        <w:rPr>
+          <w:lang w:val="zh_TW" w:bidi="zh_TW"/>
+        </w:rPr>
+        <w:t>加5:22</w:t>
+      </w:r>
       <w:r>
         <w:rPr>
           <w:lang w:val="zh_TW" w:bidi="zh_TW"/>
@@ -578,288 +464,180 @@
           <w:lang w:val="zh_TW" w:bidi="zh_TW"/>
         </w:rPr>
       </w:r>
-      <w:hyperlink r:id="rId32">
-        <w:r>
-          <w:rPr>
-            <w:lang w:val="zh_TW" w:bidi="zh_TW"/>
-          </w:rPr>
-          <w:rPr>
-            <w:color w:val="0000EE"/>
-            <w:u w:val="single"/>
-          </w:rPr>
-          <w:t>利19:18</w:t>
-        </w:r>
-      </w:hyperlink>
+      <w:r>
+        <w:rPr>
+          <w:lang w:val="zh_TW" w:bidi="zh_TW"/>
+        </w:rPr>
+        <w:t>利19:18</w:t>
+      </w:r>
       <w:r>
         <w:rPr>
           <w:lang w:val="zh_TW" w:bidi="zh_TW"/>
         </w:rPr>
         <w:t>；</w:t>
       </w:r>
-      <w:hyperlink r:id="rId33">
-        <w:r>
-          <w:rPr>
-            <w:lang w:val="zh_TW" w:bidi="zh_TW"/>
-          </w:rPr>
-          <w:rPr>
-            <w:color w:val="0000EE"/>
-            <w:u w:val="single"/>
-          </w:rPr>
-          <w:t>何6:6</w:t>
-        </w:r>
-      </w:hyperlink>
+      <w:r>
+        <w:rPr>
+          <w:lang w:val="zh_TW" w:bidi="zh_TW"/>
+        </w:rPr>
+        <w:t>何6:6</w:t>
+      </w:r>
       <w:r>
         <w:rPr>
           <w:lang w:val="zh_TW" w:bidi="zh_TW"/>
         </w:rPr>
         <w:t>；</w:t>
       </w:r>
-      <w:hyperlink r:id="rId15">
-        <w:r>
-          <w:rPr>
-            <w:lang w:val="zh_TW" w:bidi="zh_TW"/>
-          </w:rPr>
-          <w:rPr>
-            <w:color w:val="0000EE"/>
-            <w:u w:val="single"/>
-          </w:rPr>
-          <w:t>太7:12，</w:t>
-        </w:r>
-      </w:hyperlink>
-      <w:hyperlink r:id="rId16">
-        <w:r>
-          <w:rPr>
-            <w:lang w:val="zh_TW" w:bidi="zh_TW"/>
-          </w:rPr>
-          <w:rPr>
-            <w:color w:val="0000EE"/>
-            <w:u w:val="single"/>
-          </w:rPr>
-          <w:t>9:9–13，</w:t>
-        </w:r>
-      </w:hyperlink>
-      <w:hyperlink r:id="rId17">
-        <w:r>
-          <w:rPr>
-            <w:lang w:val="zh_TW" w:bidi="zh_TW"/>
-          </w:rPr>
-          <w:rPr>
-            <w:color w:val="0000EE"/>
-            <w:u w:val="single"/>
-          </w:rPr>
-          <w:t>12:1–13，</w:t>
-        </w:r>
-      </w:hyperlink>
-      <w:hyperlink r:id="rId34">
-        <w:r>
-          <w:rPr>
-            <w:lang w:val="zh_TW" w:bidi="zh_TW"/>
-          </w:rPr>
-          <w:rPr>
-            <w:color w:val="0000EE"/>
-            <w:u w:val="single"/>
-          </w:rPr>
-          <w:t>22:37–40，</w:t>
-        </w:r>
-      </w:hyperlink>
-      <w:hyperlink r:id="rId35">
-        <w:r>
-          <w:rPr>
-            <w:lang w:val="zh_TW" w:bidi="zh_TW"/>
-          </w:rPr>
-          <w:rPr>
-            <w:color w:val="0000EE"/>
-            <w:u w:val="single"/>
-          </w:rPr>
-          <w:t>23:2–4</w:t>
-        </w:r>
-      </w:hyperlink>
+      <w:r>
+        <w:rPr>
+          <w:lang w:val="zh_TW" w:bidi="zh_TW"/>
+        </w:rPr>
+        <w:t>太7:12，</w:t>
+      </w:r>
+      <w:r>
+        <w:rPr>
+          <w:lang w:val="zh_TW" w:bidi="zh_TW"/>
+        </w:rPr>
+        <w:t>9:9–13，</w:t>
+      </w:r>
+      <w:r>
+        <w:rPr>
+          <w:lang w:val="zh_TW" w:bidi="zh_TW"/>
+        </w:rPr>
+        <w:t>12:1–13，</w:t>
+      </w:r>
+      <w:r>
+        <w:rPr>
+          <w:lang w:val="zh_TW" w:bidi="zh_TW"/>
+        </w:rPr>
+        <w:t>22:37–40，</w:t>
+      </w:r>
+      <w:r>
+        <w:rPr>
+          <w:lang w:val="zh_TW" w:bidi="zh_TW"/>
+        </w:rPr>
+        <w:t>23:2–4</w:t>
+      </w:r>
       <w:r>
         <w:rPr>
           <w:lang w:val="zh_TW" w:bidi="zh_TW"/>
         </w:rPr>
         <w:t>、</w:t>
       </w:r>
-      <w:hyperlink r:id="rId36">
-        <w:r>
-          <w:rPr>
-            <w:lang w:val="zh_TW" w:bidi="zh_TW"/>
-          </w:rPr>
-          <w:rPr>
-            <w:color w:val="0000EE"/>
-            <w:u w:val="single"/>
-          </w:rPr>
-          <w:t>13</w:t>
-        </w:r>
-      </w:hyperlink>
+      <w:r>
+        <w:rPr>
+          <w:lang w:val="zh_TW" w:bidi="zh_TW"/>
+        </w:rPr>
+        <w:t>13</w:t>
+      </w:r>
       <w:r>
         <w:rPr>
           <w:lang w:val="zh_TW" w:bidi="zh_TW"/>
         </w:rPr>
         <w:t>、</w:t>
       </w:r>
-      <w:hyperlink r:id="rId23">
-        <w:r>
-          <w:rPr>
-            <w:lang w:val="zh_TW" w:bidi="zh_TW"/>
-          </w:rPr>
-          <w:rPr>
-            <w:color w:val="0000EE"/>
-            <w:u w:val="single"/>
-          </w:rPr>
-          <w:t>23</w:t>
-        </w:r>
-      </w:hyperlink>
+      <w:r>
+        <w:rPr>
+          <w:lang w:val="zh_TW" w:bidi="zh_TW"/>
+        </w:rPr>
+        <w:t>23</w:t>
+      </w:r>
       <w:r>
         <w:rPr>
           <w:lang w:val="zh_TW" w:bidi="zh_TW"/>
         </w:rPr>
         <w:t>；</w:t>
       </w:r>
-      <w:hyperlink r:id="rId24">
-        <w:r>
-          <w:rPr>
-            <w:lang w:val="zh_TW" w:bidi="zh_TW"/>
-          </w:rPr>
-          <w:rPr>
-            <w:color w:val="0000EE"/>
-            <w:u w:val="single"/>
-          </w:rPr>
-          <w:t>約13:34–35</w:t>
-        </w:r>
-      </w:hyperlink>
+      <w:r>
+        <w:rPr>
+          <w:lang w:val="zh_TW" w:bidi="zh_TW"/>
+        </w:rPr>
+        <w:t>約13:34–35</w:t>
+      </w:r>
       <w:r>
         <w:rPr>
           <w:lang w:val="zh_TW" w:bidi="zh_TW"/>
         </w:rPr>
         <w:t>；</w:t>
       </w:r>
-      <w:hyperlink r:id="rId18">
-        <w:r>
-          <w:rPr>
-            <w:lang w:val="zh_TW" w:bidi="zh_TW"/>
-          </w:rPr>
-          <w:rPr>
-            <w:color w:val="0000EE"/>
-            <w:u w:val="single"/>
-          </w:rPr>
-          <w:t>羅13:8–10</w:t>
-        </w:r>
-      </w:hyperlink>
+      <w:r>
+        <w:rPr>
+          <w:lang w:val="zh_TW" w:bidi="zh_TW"/>
+        </w:rPr>
+        <w:t>羅13:8–10</w:t>
+      </w:r>
       <w:r>
         <w:rPr>
           <w:lang w:val="zh_TW" w:bidi="zh_TW"/>
         </w:rPr>
         <w:t>；</w:t>
       </w:r>
-      <w:hyperlink r:id="rId37">
-        <w:r>
-          <w:rPr>
-            <w:lang w:val="zh_TW" w:bidi="zh_TW"/>
-          </w:rPr>
-          <w:rPr>
-            <w:color w:val="0000EE"/>
-            <w:u w:val="single"/>
-          </w:rPr>
-          <w:t>林前13:1–13</w:t>
-        </w:r>
-      </w:hyperlink>
+      <w:r>
+        <w:rPr>
+          <w:lang w:val="zh_TW" w:bidi="zh_TW"/>
+        </w:rPr>
+        <w:t>林前13:1–13</w:t>
+      </w:r>
       <w:r>
         <w:rPr>
           <w:lang w:val="zh_TW" w:bidi="zh_TW"/>
         </w:rPr>
         <w:t>；</w:t>
       </w:r>
-      <w:hyperlink r:id="rId30">
-        <w:r>
-          <w:rPr>
-            <w:lang w:val="zh_TW" w:bidi="zh_TW"/>
-          </w:rPr>
-          <w:rPr>
-            <w:color w:val="0000EE"/>
-            <w:u w:val="single"/>
-          </w:rPr>
-          <w:t>加5:6</w:t>
-        </w:r>
-      </w:hyperlink>
+      <w:r>
+        <w:rPr>
+          <w:lang w:val="zh_TW" w:bidi="zh_TW"/>
+        </w:rPr>
+        <w:t>加5:6</w:t>
+      </w:r>
       <w:r>
         <w:rPr>
           <w:lang w:val="zh_TW" w:bidi="zh_TW"/>
         </w:rPr>
         <w:t>、</w:t>
       </w:r>
-      <w:hyperlink r:id="rId38">
-        <w:r>
-          <w:rPr>
-            <w:lang w:val="zh_TW" w:bidi="zh_TW"/>
-          </w:rPr>
-          <w:rPr>
-            <w:color w:val="0000EE"/>
-            <w:u w:val="single"/>
-          </w:rPr>
-          <w:t>22–23</w:t>
-        </w:r>
-      </w:hyperlink>
+      <w:r>
+        <w:rPr>
+          <w:lang w:val="zh_TW" w:bidi="zh_TW"/>
+        </w:rPr>
+        <w:t>22–23</w:t>
+      </w:r>
       <w:r>
         <w:rPr>
           <w:lang w:val="zh_TW" w:bidi="zh_TW"/>
         </w:rPr>
         <w:t>；</w:t>
       </w:r>
-      <w:hyperlink r:id="rId39">
-        <w:r>
-          <w:rPr>
-            <w:lang w:val="zh_TW" w:bidi="zh_TW"/>
-          </w:rPr>
-          <w:rPr>
-            <w:color w:val="0000EE"/>
-            <w:u w:val="single"/>
-          </w:rPr>
-          <w:t>西3:12–14</w:t>
-        </w:r>
-      </w:hyperlink>
+      <w:r>
+        <w:rPr>
+          <w:lang w:val="zh_TW" w:bidi="zh_TW"/>
+        </w:rPr>
+        <w:t>西3:12–14</w:t>
+      </w:r>
       <w:r>
         <w:rPr>
           <w:lang w:val="zh_TW" w:bidi="zh_TW"/>
         </w:rPr>
         <w:t>；</w:t>
       </w:r>
-      <w:hyperlink r:id="rId40">
-        <w:r>
-          <w:rPr>
-            <w:lang w:val="zh_TW" w:bidi="zh_TW"/>
-          </w:rPr>
-          <w:rPr>
-            <w:color w:val="0000EE"/>
-            <w:u w:val="single"/>
-          </w:rPr>
-          <w:t>約一2:7–11，</w:t>
-        </w:r>
-      </w:hyperlink>
-      <w:hyperlink r:id="rId26">
-        <w:r>
-          <w:rPr>
-            <w:lang w:val="zh_TW" w:bidi="zh_TW"/>
-          </w:rPr>
-          <w:rPr>
-            <w:color w:val="0000EE"/>
-            <w:u w:val="single"/>
-          </w:rPr>
-          <w:t>3:11–18，</w:t>
-        </w:r>
-      </w:hyperlink>
-      <w:hyperlink r:id="rId27">
-        <w:r>
-          <w:rPr>
-            <w:lang w:val="zh_TW" w:bidi="zh_TW"/>
-          </w:rPr>
-          <w:rPr>
-            <w:color w:val="0000EE"/>
-            <w:u w:val="single"/>
-          </w:rPr>
-          <w:t>4:7–21</w:t>
-        </w:r>
-      </w:hyperlink>
+      <w:r>
+        <w:rPr>
+          <w:lang w:val="zh_TW" w:bidi="zh_TW"/>
+        </w:rPr>
+        <w:t>約一2:7–11，</w:t>
+      </w:r>
+      <w:r>
+        <w:rPr>
+          <w:lang w:val="zh_TW" w:bidi="zh_TW"/>
+        </w:rPr>
+        <w:t>3:11–18，</w:t>
+      </w:r>
+      <w:r>
+        <w:rPr>
+          <w:lang w:val="zh_TW" w:bidi="zh_TW"/>
+        </w:rPr>
+        <w:t>4:7–21</w:t>
+      </w:r>
       <w:r>
         <w:rPr>
           <w:lang w:val="zh_TW" w:bidi="zh_TW"/>
